--- a/WebContent/docx/实体瘤分子残留病灶MRD检测报告-简版-苏州市立医院.docx
+++ b/WebContent/docx/实体瘤分子残留病灶MRD检测报告-简版-苏州市立医院.docx
@@ -25,12 +25,12 @@
       <w:bookmarkStart w:id="0" w:name="_Toc7591"/>
       <w:bookmarkStart w:id="1" w:name="_Toc13806"/>
       <w:bookmarkStart w:id="2" w:name="_Toc24178_WPSOffice_Level1"/>
-      <w:bookmarkStart w:id="3" w:name="_Toc30143_WPSOffice_Level1"/>
-      <w:bookmarkStart w:id="4" w:name="_Toc21009_WPSOffice_Level1"/>
-      <w:bookmarkStart w:id="5" w:name="_Toc27500"/>
-      <w:bookmarkStart w:id="6" w:name="_Toc24397"/>
-      <w:bookmarkStart w:id="7" w:name="_Toc32054"/>
-      <w:bookmarkStart w:id="8" w:name="_Toc21669"/>
+      <w:bookmarkStart w:id="3" w:name="_Toc21009_WPSOffice_Level1"/>
+      <w:bookmarkStart w:id="4" w:name="_Toc32054"/>
+      <w:bookmarkStart w:id="5" w:name="_Toc21669"/>
+      <w:bookmarkStart w:id="6" w:name="_Toc30143_WPSOffice_Level1"/>
+      <w:bookmarkStart w:id="7" w:name="_Toc27500"/>
+      <w:bookmarkStart w:id="8" w:name="_Toc24397"/>
       <w:r>
         <w:rPr>
           <w:rFonts w:hint="default" w:ascii="Times New Roman" w:hAnsi="Times New Roman" w:eastAsia="微软雅黑" w:cs="Times New Roman"/>
@@ -1235,16 +1235,16 @@
         </w:rPr>
       </w:pPr>
       <w:bookmarkStart w:id="10" w:name="_Toc18058"/>
-      <w:bookmarkStart w:id="11" w:name="_Toc25920"/>
+      <w:bookmarkStart w:id="11" w:name="_Toc1410"/>
       <w:bookmarkStart w:id="12" w:name="_Toc23369_WPSOffice_Level1"/>
-      <w:bookmarkStart w:id="13" w:name="_Toc1410"/>
-      <w:bookmarkStart w:id="14" w:name="_Toc4088"/>
-      <w:bookmarkStart w:id="15" w:name="_Toc3871"/>
-      <w:bookmarkStart w:id="16" w:name="_Toc2563"/>
-      <w:bookmarkStart w:id="17" w:name="_Toc6221_WPSOffice_Level1"/>
-      <w:bookmarkStart w:id="18" w:name="_Toc23161"/>
+      <w:bookmarkStart w:id="13" w:name="_Toc6221_WPSOffice_Level1"/>
+      <w:bookmarkStart w:id="14" w:name="_Toc25920"/>
+      <w:bookmarkStart w:id="15" w:name="_Toc2563"/>
+      <w:bookmarkStart w:id="16" w:name="_Toc4088"/>
+      <w:bookmarkStart w:id="17" w:name="_Toc3871"/>
+      <w:bookmarkStart w:id="18" w:name="_Toc24028"/>
       <w:bookmarkStart w:id="19" w:name="_Toc18702"/>
-      <w:bookmarkStart w:id="20" w:name="_Toc24028"/>
+      <w:bookmarkStart w:id="20" w:name="_Toc23161"/>
       <w:r>
         <w:rPr>
           <w:rFonts w:hint="eastAsia"/>
@@ -2332,7 +2332,7 @@
           </w:tblCellMar>
         </w:tblPrEx>
         <w:trPr>
-          <w:trHeight w:val="441" w:hRule="exact"/>
+          <w:trHeight w:val="680" w:hRule="exact"/>
           <w:jc w:val="right"/>
         </w:trPr>
         <w:tc>
@@ -2381,137 +2381,76 @@
                 <w:szCs w:val="24"/>
               </w:rPr>
             </w:pPr>
+            <w:r>
+              <w:rPr>
+                <w:rFonts w:hint="eastAsia" w:ascii="Times New Roman" w:hAnsi="Times New Roman" w:cs="Times New Roman"/>
+                <w:b/>
+                <w:sz w:val="24"/>
+                <w:szCs w:val="24"/>
+              </w:rPr>
+              <w:t>{{"ty_tianjin1"|sign(64,28)}}</w:t>
+            </w:r>
             <w:bookmarkStart w:id="21" w:name="_GoBack"/>
             <w:r>
               <w:rPr>
                 <w:sz w:val="22"/>
               </w:rPr>
-              <mc:AlternateContent>
-                <mc:Choice Requires="wpg">
-                  <w:drawing>
-                    <wp:anchor distT="0" distB="0" distL="114300" distR="114300" simplePos="0" relativeHeight="251659264" behindDoc="0" locked="0" layoutInCell="1" allowOverlap="1">
-                      <wp:simplePos x="0" y="0"/>
-                      <wp:positionH relativeFrom="column">
-                        <wp:posOffset>-319405</wp:posOffset>
-                      </wp:positionH>
-                      <wp:positionV relativeFrom="paragraph">
-                        <wp:posOffset>-553085</wp:posOffset>
-                      </wp:positionV>
-                      <wp:extent cx="1443355" cy="1443355"/>
-                      <wp:effectExtent l="0" t="0" r="4445" b="4445"/>
-                      <wp:wrapNone/>
-                      <wp:docPr id="41" name="组合 6"/>
-                      <wp:cNvGraphicFramePr/>
-                      <a:graphic xmlns:a="http://schemas.openxmlformats.org/drawingml/2006/main">
-                        <a:graphicData uri="http://schemas.microsoft.com/office/word/2010/wordprocessingGroup">
-                          <wpg:wgp>
-                            <wpg:cNvGrpSpPr/>
-                            <wpg:grpSpPr>
-                              <a:xfrm rot="0">
-                                <a:off x="0" y="0"/>
-                                <a:ext cx="1443355" cy="1443355"/>
-                                <a:chOff x="18706" y="18782"/>
-                                <a:chExt cx="2273" cy="2273"/>
-                              </a:xfrm>
-                            </wpg:grpSpPr>
-                            <pic:pic xmlns:pic="http://schemas.openxmlformats.org/drawingml/2006/picture">
-                              <pic:nvPicPr>
-                                <pic:cNvPr id="35" name="图片 6" descr="蔡冬雪"/>
-                                <pic:cNvPicPr>
-                                  <a:picLocks noChangeAspect="1"/>
-                                </pic:cNvPicPr>
-                              </pic:nvPicPr>
-                              <pic:blipFill>
-                                <a:blip r:embed="rId6">
-                                  <a:clrChange>
-                                    <a:clrFrom>
-                                      <a:srgbClr val="FFFFFF">
-                                        <a:alpha val="100000"/>
-                                      </a:srgbClr>
-                                    </a:clrFrom>
-                                    <a:clrTo>
-                                      <a:srgbClr val="FFFFFF">
-                                        <a:alpha val="100000"/>
-                                        <a:alpha val="0"/>
-                                      </a:srgbClr>
-                                    </a:clrTo>
-                                  </a:clrChange>
-                                </a:blip>
-                                <a:srcRect l="18656" t="33322" r="18897" b="26699"/>
-                                <a:stretch>
-                                  <a:fillRect/>
-                                </a:stretch>
-                              </pic:blipFill>
-                              <pic:spPr>
-                                <a:xfrm>
-                                  <a:off x="19199" y="19551"/>
-                                  <a:ext cx="1261" cy="566"/>
-                                </a:xfrm>
-                                <a:prstGeom prst="rect">
-                                  <a:avLst/>
-                                </a:prstGeom>
-                              </pic:spPr>
-                            </pic:pic>
-                            <pic:pic xmlns:pic="http://schemas.openxmlformats.org/drawingml/2006/picture">
-                              <pic:nvPicPr>
-                                <pic:cNvPr id="36" name="图片 25"/>
-                                <pic:cNvPicPr>
-                                  <a:picLocks noChangeAspect="1" noChangeArrowheads="1"/>
-                                </pic:cNvPicPr>
-                              </pic:nvPicPr>
-                              <pic:blipFill>
-                                <a:blip r:embed="rId7">
-                                  <a:extLst>
-                                    <a:ext uri="{28A0092B-C50C-407E-A947-70E740481C1C}">
-                                      <a14:useLocalDpi xmlns:a14="http://schemas.microsoft.com/office/drawing/2010/main" val="0"/>
-                                    </a:ext>
-                                  </a:extLst>
-                                </a:blip>
-                                <a:srcRect/>
-                                <a:stretch>
-                                  <a:fillRect/>
-                                </a:stretch>
-                              </pic:blipFill>
-                              <pic:spPr>
-                                <a:xfrm>
-                                  <a:off x="18706" y="18782"/>
-                                  <a:ext cx="2273" cy="2273"/>
-                                </a:xfrm>
-                                <a:prstGeom prst="rect">
-                                  <a:avLst/>
-                                </a:prstGeom>
-                                <a:noFill/>
-                                <a:ln>
-                                  <a:noFill/>
-                                </a:ln>
-                              </pic:spPr>
-                            </pic:pic>
-                          </wpg:wgp>
-                        </a:graphicData>
-                      </a:graphic>
-                    </wp:anchor>
-                  </w:drawing>
-                </mc:Choice>
-                <mc:Fallback>
-                  <w:pict>
-                    <v:group id="组合 6" o:spid="_x0000_s1026" o:spt="203" style="position:absolute;left:0pt;margin-left:-25.15pt;margin-top:-43.55pt;height:113.65pt;width:113.65pt;z-index:251659264;mso-width-relative:page;mso-height-relative:page;" coordorigin="18706,18782" coordsize="2273,2273" o:gfxdata="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">
-                      <o:lock v:ext="edit" aspectratio="f"/>
-                      <v:shape id="图片 6" o:spid="_x0000_s1026" o:spt="75" alt="蔡冬雪" type="#_x0000_t75" style="position:absolute;left:19199;top:19551;height:566;width:1261;" filled="f" o:preferrelative="t" stroked="f" coordsize="21600,21600" o:gfxdata="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">
-                        <v:fill on="f" focussize="0,0"/>
-                        <v:stroke on="f"/>
-                        <v:imagedata r:id="rId6" cropleft="12226f" croptop="21838f" cropright="12384f" cropbottom="17497f" chromakey="#FFFFFF" o:title=""/>
-                        <o:lock v:ext="edit" aspectratio="t"/>
-                      </v:shape>
-                      <v:shape id="图片 25" o:spid="_x0000_s1026" o:spt="75" type="#_x0000_t75" style="position:absolute;left:18706;top:18782;height:2273;width:2273;" filled="f" o:preferrelative="t" stroked="f" coordsize="21600,21600" o:gfxdata="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">
-                        <v:fill on="f" focussize="0,0"/>
-                        <v:stroke on="f"/>
-                        <v:imagedata r:id="rId7" o:title=""/>
-                        <o:lock v:ext="edit" aspectratio="t"/>
-                      </v:shape>
-                    </v:group>
-                  </w:pict>
-                </mc:Fallback>
-              </mc:AlternateContent>
+              <w:drawing>
+                <wp:anchor distT="0" distB="0" distL="114300" distR="114300" simplePos="0" relativeHeight="251659264" behindDoc="0" locked="0" layoutInCell="1" allowOverlap="1">
+                  <wp:simplePos x="0" y="0"/>
+                  <wp:positionH relativeFrom="column">
+                    <wp:posOffset>-167005</wp:posOffset>
+                  </wp:positionH>
+                  <wp:positionV relativeFrom="paragraph">
+                    <wp:posOffset>-417830</wp:posOffset>
+                  </wp:positionV>
+                  <wp:extent cx="1443355" cy="1443355"/>
+                  <wp:effectExtent l="0" t="0" r="4445" b="4445"/>
+                  <wp:wrapNone/>
+                  <wp:docPr id="36" name="图片 25"/>
+                  <wp:cNvGraphicFramePr>
+                    <a:graphicFrameLocks xmlns:a="http://schemas.openxmlformats.org/drawingml/2006/main" noChangeAspect="1"/>
+                  </wp:cNvGraphicFramePr>
+                  <a:graphic xmlns:a="http://schemas.openxmlformats.org/drawingml/2006/main">
+                    <a:graphicData uri="http://schemas.openxmlformats.org/drawingml/2006/picture">
+                      <pic:pic xmlns:pic="http://schemas.openxmlformats.org/drawingml/2006/picture">
+                        <pic:nvPicPr>
+                          <pic:cNvPr id="36" name="图片 25"/>
+                          <pic:cNvPicPr>
+                            <a:picLocks noChangeAspect="1" noChangeArrowheads="1"/>
+                          </pic:cNvPicPr>
+                        </pic:nvPicPr>
+                        <pic:blipFill>
+                          <a:blip r:embed="rId6">
+                            <a:extLst>
+                              <a:ext uri="{28A0092B-C50C-407E-A947-70E740481C1C}">
+                                <a14:useLocalDpi xmlns:a14="http://schemas.microsoft.com/office/drawing/2010/main" val="0"/>
+                              </a:ext>
+                            </a:extLst>
+                          </a:blip>
+                          <a:srcRect/>
+                          <a:stretch>
+                            <a:fillRect/>
+                          </a:stretch>
+                        </pic:blipFill>
+                        <pic:spPr>
+                          <a:xfrm>
+                            <a:off x="0" y="0"/>
+                            <a:ext cx="1443355" cy="1443355"/>
+                          </a:xfrm>
+                          <a:prstGeom prst="rect">
+                            <a:avLst/>
+                          </a:prstGeom>
+                          <a:noFill/>
+                          <a:ln>
+                            <a:noFill/>
+                          </a:ln>
+                        </pic:spPr>
+                      </pic:pic>
+                    </a:graphicData>
+                  </a:graphic>
+                </wp:anchor>
+              </w:drawing>
             </w:r>
             <w:bookmarkEnd w:id="21"/>
           </w:p>
@@ -2862,7 +2801,7 @@
           </w:tblCellMar>
         </w:tblPrEx>
         <w:trPr>
-          <w:trHeight w:val="441" w:hRule="exact"/>
+          <w:trHeight w:val="680" w:hRule="exact"/>
           <w:jc w:val="right"/>
         </w:trPr>
         <w:tc>
@@ -2913,138 +2852,73 @@
             </w:pPr>
             <w:r>
               <w:rPr>
-                <w:sz w:val="22"/>
-              </w:rPr>
-              <mc:AlternateContent>
-                <mc:Choice Requires="wpg">
-                  <w:drawing>
-                    <wp:anchor distT="0" distB="0" distL="114300" distR="114300" simplePos="0" relativeHeight="251660288" behindDoc="0" locked="0" layoutInCell="1" allowOverlap="1">
-                      <wp:simplePos x="0" y="0"/>
-                      <wp:positionH relativeFrom="column">
-                        <wp:posOffset>-98425</wp:posOffset>
-                      </wp:positionH>
-                      <wp:positionV relativeFrom="paragraph">
-                        <wp:posOffset>-492760</wp:posOffset>
-                      </wp:positionV>
-                      <wp:extent cx="1443355" cy="1443355"/>
-                      <wp:effectExtent l="0" t="0" r="4445" b="4445"/>
-                      <wp:wrapNone/>
-                      <wp:docPr id="47" name="组合 23"/>
-                      <wp:cNvGraphicFramePr/>
-                      <a:graphic xmlns:a="http://schemas.openxmlformats.org/drawingml/2006/main">
-                        <a:graphicData uri="http://schemas.microsoft.com/office/word/2010/wordprocessingGroup">
-                          <wpg:wgp>
-                            <wpg:cNvGrpSpPr/>
-                            <wpg:grpSpPr>
-                              <a:xfrm rot="0">
-                                <a:off x="0" y="0"/>
-                                <a:ext cx="1443355" cy="1443355"/>
-                                <a:chOff x="18874" y="20594"/>
-                                <a:chExt cx="2273" cy="2273"/>
-                              </a:xfrm>
-                            </wpg:grpSpPr>
-                            <pic:pic xmlns:pic="http://schemas.openxmlformats.org/drawingml/2006/picture">
-                              <pic:nvPicPr>
-                                <pic:cNvPr id="44" name="图片 1"/>
-                                <pic:cNvPicPr>
-                                  <a:picLocks noChangeAspect="1"/>
-                                </pic:cNvPicPr>
-                              </pic:nvPicPr>
-                              <pic:blipFill>
-                                <a:blip r:embed="rId8">
-                                  <a:clrChange>
-                                    <a:clrFrom>
-                                      <a:srgbClr val="FFFFFF">
-                                        <a:alpha val="100000"/>
-                                      </a:srgbClr>
-                                    </a:clrFrom>
-                                    <a:clrTo>
-                                      <a:srgbClr val="FFFFFF">
-                                        <a:alpha val="100000"/>
-                                        <a:alpha val="0"/>
-                                      </a:srgbClr>
-                                    </a:clrTo>
-                                  </a:clrChange>
-                                </a:blip>
-                                <a:srcRect l="10922" t="11667"/>
-                                <a:stretch>
-                                  <a:fillRect/>
-                                </a:stretch>
-                              </pic:blipFill>
-                              <pic:spPr>
-                                <a:xfrm>
-                                  <a:off x="19199" y="21203"/>
-                                  <a:ext cx="1672" cy="901"/>
-                                </a:xfrm>
-                                <a:prstGeom prst="rect">
-                                  <a:avLst/>
-                                </a:prstGeom>
-                                <a:noFill/>
-                                <a:ln>
-                                  <a:noFill/>
-                                </a:ln>
-                              </pic:spPr>
-                            </pic:pic>
-                            <pic:pic xmlns:pic="http://schemas.openxmlformats.org/drawingml/2006/picture">
-                              <pic:nvPicPr>
-                                <pic:cNvPr id="45" name="图片 25"/>
-                                <pic:cNvPicPr>
-                                  <a:picLocks noChangeAspect="1" noChangeArrowheads="1"/>
-                                </pic:cNvPicPr>
-                              </pic:nvPicPr>
-                              <pic:blipFill>
-                                <a:blip r:embed="rId7">
-                                  <a:extLst>
-                                    <a:ext uri="{28A0092B-C50C-407E-A947-70E740481C1C}">
-                                      <a14:useLocalDpi xmlns:a14="http://schemas.microsoft.com/office/drawing/2010/main" val="0"/>
-                                    </a:ext>
-                                  </a:extLst>
-                                </a:blip>
-                                <a:srcRect/>
-                                <a:stretch>
-                                  <a:fillRect/>
-                                </a:stretch>
-                              </pic:blipFill>
-                              <pic:spPr>
-                                <a:xfrm>
-                                  <a:off x="18874" y="20594"/>
-                                  <a:ext cx="2273" cy="2273"/>
-                                </a:xfrm>
-                                <a:prstGeom prst="rect">
-                                  <a:avLst/>
-                                </a:prstGeom>
-                                <a:noFill/>
-                                <a:ln>
-                                  <a:noFill/>
-                                </a:ln>
-                              </pic:spPr>
-                            </pic:pic>
-                          </wpg:wgp>
-                        </a:graphicData>
-                      </a:graphic>
-                    </wp:anchor>
-                  </w:drawing>
-                </mc:Choice>
-                <mc:Fallback>
-                  <w:pict>
-                    <v:group id="组合 23" o:spid="_x0000_s1026" o:spt="203" style="position:absolute;left:0pt;margin-left:-7.75pt;margin-top:-38.8pt;height:113.65pt;width:113.65pt;z-index:251660288;mso-width-relative:page;mso-height-relative:page;" coordorigin="18874,20594" coordsize="2273,2273" o:gfxdata="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">
-                      <o:lock v:ext="edit" aspectratio="f"/>
-                      <v:shape id="图片 1" o:spid="_x0000_s1026" o:spt="75" type="#_x0000_t75" style="position:absolute;left:19199;top:21203;height:901;width:1672;" filled="f" o:preferrelative="t" stroked="f" coordsize="21600,21600" o:gfxdata="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">
-                        <v:fill on="f" focussize="0,0"/>
-                        <v:stroke on="f"/>
-                        <v:imagedata r:id="rId8" cropleft="7158f" croptop="7646f" chromakey="#FFFFFF" o:title=""/>
-                        <o:lock v:ext="edit" aspectratio="t"/>
-                      </v:shape>
-                      <v:shape id="图片 25" o:spid="_x0000_s1026" o:spt="75" type="#_x0000_t75" style="position:absolute;left:18874;top:20594;height:2273;width:2273;" filled="f" o:preferrelative="t" stroked="f" coordsize="21600,21600" o:gfxdata="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">
-                        <v:fill on="f" focussize="0,0"/>
-                        <v:stroke on="f"/>
-                        <v:imagedata r:id="rId7" o:title=""/>
-                        <o:lock v:ext="edit" aspectratio="t"/>
-                      </v:shape>
-                    </v:group>
-                  </w:pict>
-                </mc:Fallback>
-              </mc:AlternateContent>
+                <w:rFonts w:hint="eastAsia" w:ascii="Times New Roman" w:hAnsi="Times New Roman" w:cs="Times New Roman"/>
+                <w:b/>
+                <w:sz w:val="24"/>
+                <w:szCs w:val="24"/>
+              </w:rPr>
+              <w:t>{{"ty_guangzhou1"|sign(62,34)}}</w:t>
+            </w:r>
+            <w:r>
+              <w:rPr>
+                <w:sz w:val="24"/>
+              </w:rPr>
+              <w:drawing>
+                <wp:anchor distT="0" distB="0" distL="114300" distR="114300" simplePos="0" relativeHeight="251661312" behindDoc="0" locked="0" layoutInCell="1" allowOverlap="1">
+                  <wp:simplePos x="0" y="0"/>
+                  <wp:positionH relativeFrom="column">
+                    <wp:posOffset>-98425</wp:posOffset>
+                  </wp:positionH>
+                  <wp:positionV relativeFrom="paragraph">
+                    <wp:posOffset>-316865</wp:posOffset>
+                  </wp:positionV>
+                  <wp:extent cx="1443355" cy="1443355"/>
+                  <wp:effectExtent l="0" t="0" r="4445" b="4445"/>
+                  <wp:wrapNone/>
+                  <wp:docPr id="45" name="图片 25"/>
+                  <wp:cNvGraphicFramePr>
+                    <a:graphicFrameLocks xmlns:a="http://schemas.openxmlformats.org/drawingml/2006/main" noChangeAspect="1"/>
+                  </wp:cNvGraphicFramePr>
+                  <a:graphic xmlns:a="http://schemas.openxmlformats.org/drawingml/2006/main">
+                    <a:graphicData uri="http://schemas.openxmlformats.org/drawingml/2006/picture">
+                      <pic:pic xmlns:pic="http://schemas.openxmlformats.org/drawingml/2006/picture">
+                        <pic:nvPicPr>
+                          <pic:cNvPr id="45" name="图片 25"/>
+                          <pic:cNvPicPr>
+                            <a:picLocks noChangeAspect="1" noChangeArrowheads="1"/>
+                          </pic:cNvPicPr>
+                        </pic:nvPicPr>
+                        <pic:blipFill>
+                          <a:blip r:embed="rId6">
+                            <a:extLst>
+                              <a:ext uri="{28A0092B-C50C-407E-A947-70E740481C1C}">
+                                <a14:useLocalDpi xmlns:a14="http://schemas.microsoft.com/office/drawing/2010/main" val="0"/>
+                              </a:ext>
+                            </a:extLst>
+                          </a:blip>
+                          <a:srcRect/>
+                          <a:stretch>
+                            <a:fillRect/>
+                          </a:stretch>
+                        </pic:blipFill>
+                        <pic:spPr>
+                          <a:xfrm>
+                            <a:off x="0" y="0"/>
+                            <a:ext cx="1443355" cy="1443355"/>
+                          </a:xfrm>
+                          <a:prstGeom prst="rect">
+                            <a:avLst/>
+                          </a:prstGeom>
+                          <a:noFill/>
+                          <a:ln>
+                            <a:noFill/>
+                          </a:ln>
+                        </pic:spPr>
+                      </pic:pic>
+                    </a:graphicData>
+                  </a:graphic>
+                </wp:anchor>
+              </w:drawing>
             </w:r>
           </w:p>
         </w:tc>
